--- a/ТЗ_ЖД.docx
+++ b/ТЗ_ЖД.docx
@@ -145,29 +145,7 @@
           <w:szCs w:val="24"/>
           <w:lang w:eastAsia="ru-RU"/>
         </w:rPr>
-        <w:t xml:space="preserve">Данные должны храниться в базе данных </w:t>
-      </w:r>
-      <w:proofErr w:type="spellStart"/>
-      <w:r>
-        <w:rPr>
-          <w:rFonts w:ascii="Arial" w:eastAsia="Times New Roman" w:hAnsi="Arial" w:cs="Arial"/>
-          <w:color w:val="000000"/>
-          <w:sz w:val="24"/>
-          <w:szCs w:val="24"/>
-          <w:lang w:eastAsia="ru-RU"/>
-        </w:rPr>
-        <w:t>PostgreSQL</w:t>
-      </w:r>
-      <w:proofErr w:type="spellEnd"/>
-      <w:r>
-        <w:rPr>
-          <w:rFonts w:ascii="Arial" w:eastAsia="Times New Roman" w:hAnsi="Arial" w:cs="Arial"/>
-          <w:color w:val="000000"/>
-          <w:sz w:val="24"/>
-          <w:szCs w:val="24"/>
-          <w:lang w:eastAsia="ru-RU"/>
-        </w:rPr>
-        <w:t>, а взаимодействие между клиентом и сервером осуществляться через REST API.</w:t>
+        <w:t>Данные должны храниться в базе данных PostgreSQL, а взаимодействие между клиентом и сервером осуществляться через REST API.</w:t>
       </w:r>
     </w:p>
     <w:p>
@@ -195,41 +173,7 @@
           <w:szCs w:val="24"/>
           <w:lang w:eastAsia="ru-RU"/>
         </w:rPr>
-        <w:t>Поддержка минимально необходимых версий браузеров (</w:t>
-      </w:r>
-      <w:proofErr w:type="spellStart"/>
-      <w:proofErr w:type="gramStart"/>
-      <w:r>
-        <w:rPr>
-          <w:rFonts w:ascii="Arial" w:eastAsia="Times New Roman" w:hAnsi="Arial" w:cs="Arial"/>
-          <w:color w:val="000000"/>
-          <w:sz w:val="24"/>
-          <w:szCs w:val="24"/>
-          <w:lang w:eastAsia="ru-RU"/>
-        </w:rPr>
-        <w:t>Chrome</w:t>
-      </w:r>
-      <w:proofErr w:type="spellEnd"/>
-      <w:r>
-        <w:rPr>
-          <w:rFonts w:ascii="Arial" w:eastAsia="Times New Roman" w:hAnsi="Arial" w:cs="Arial"/>
-          <w:color w:val="000000"/>
-          <w:sz w:val="24"/>
-          <w:szCs w:val="24"/>
-          <w:lang w:eastAsia="ru-RU"/>
-        </w:rPr>
-        <w:t xml:space="preserve"> &gt;</w:t>
-      </w:r>
-      <w:proofErr w:type="gramEnd"/>
-      <w:r>
-        <w:rPr>
-          <w:rFonts w:ascii="Arial" w:eastAsia="Times New Roman" w:hAnsi="Arial" w:cs="Arial"/>
-          <w:color w:val="000000"/>
-          <w:sz w:val="24"/>
-          <w:szCs w:val="24"/>
-          <w:lang w:eastAsia="ru-RU"/>
-        </w:rPr>
-        <w:t>= 60, Firefox &gt;= 55, Edge &gt;= 79, Safari &gt;= 12).</w:t>
+        <w:t>Поддержка минимально необходимых версий браузеров (Chrome &gt;= 60, Firefox &gt;= 55, Edge &gt;= 79, Safari &gt;= 12).</w:t>
       </w:r>
     </w:p>
     <w:p>
@@ -525,20 +469,8 @@
           <w:szCs w:val="24"/>
           <w:lang w:eastAsia="ru-RU"/>
         </w:rPr>
-        <w:t xml:space="preserve">Телефон и </w:t>
+        <w:t>Телефон и email</w:t>
       </w:r>
-      <w:proofErr w:type="spellStart"/>
-      <w:r>
-        <w:rPr>
-          <w:rFonts w:ascii="Arial" w:eastAsia="Times New Roman" w:hAnsi="Arial" w:cs="Arial"/>
-          <w:color w:val="000000"/>
-          <w:sz w:val="24"/>
-          <w:szCs w:val="24"/>
-          <w:lang w:eastAsia="ru-RU"/>
-        </w:rPr>
-        <w:t>email</w:t>
-      </w:r>
-      <w:proofErr w:type="spellEnd"/>
     </w:p>
     <w:p>
       <w:pPr>
@@ -680,7 +612,7 @@
         <w:pStyle w:val="a4"/>
         <w:numPr>
           <w:ilvl w:val="0"/>
-          <w:numId w:val="27"/>
+          <w:numId w:val="22"/>
         </w:numPr>
         <w:spacing w:line="288" w:lineRule="auto"/>
         <w:rPr>
@@ -699,7 +631,169 @@
           <w:szCs w:val="24"/>
           <w:lang w:eastAsia="ru-RU"/>
         </w:rPr>
-        <w:t>Закрепление бригад за единицами подвижного состава.</w:t>
+        <w:t>Учёт подвижного состава</w:t>
+      </w:r>
+    </w:p>
+    <w:p>
+      <w:pPr>
+        <w:pStyle w:val="a4"/>
+        <w:numPr>
+          <w:ilvl w:val="1"/>
+          <w:numId w:val="22"/>
+        </w:numPr>
+        <w:spacing w:line="288" w:lineRule="auto"/>
+        <w:rPr>
+          <w:rFonts w:ascii="Arial" w:eastAsia="Times New Roman" w:hAnsi="Arial" w:cs="Arial"/>
+          <w:color w:val="000000"/>
+          <w:sz w:val="24"/>
+          <w:szCs w:val="24"/>
+          <w:lang w:eastAsia="ru-RU"/>
+        </w:rPr>
+      </w:pPr>
+      <w:r>
+        <w:rPr>
+          <w:rFonts w:ascii="Arial" w:eastAsia="Times New Roman" w:hAnsi="Arial" w:cs="Arial"/>
+          <w:color w:val="000000"/>
+          <w:sz w:val="24"/>
+          <w:szCs w:val="24"/>
+          <w:lang w:eastAsia="ru-RU"/>
+        </w:rPr>
+        <w:t>Пользователь должен иметь возможность просматривать список локомотивов и вагонов.</w:t>
+      </w:r>
+    </w:p>
+    <w:p>
+      <w:pPr>
+        <w:pStyle w:val="a4"/>
+        <w:numPr>
+          <w:ilvl w:val="1"/>
+          <w:numId w:val="22"/>
+        </w:numPr>
+        <w:spacing w:line="288" w:lineRule="auto"/>
+        <w:rPr>
+          <w:rFonts w:ascii="Arial" w:eastAsia="Times New Roman" w:hAnsi="Arial" w:cs="Arial"/>
+          <w:color w:val="000000"/>
+          <w:sz w:val="24"/>
+          <w:szCs w:val="24"/>
+          <w:lang w:eastAsia="ru-RU"/>
+        </w:rPr>
+      </w:pPr>
+      <w:r>
+        <w:rPr>
+          <w:rFonts w:ascii="Arial" w:eastAsia="Times New Roman" w:hAnsi="Arial" w:cs="Arial"/>
+          <w:color w:val="000000"/>
+          <w:sz w:val="24"/>
+          <w:szCs w:val="24"/>
+          <w:lang w:eastAsia="ru-RU"/>
+        </w:rPr>
+        <w:t>Для каждой единицы подвижного состава должны храниться:</w:t>
+      </w:r>
+    </w:p>
+    <w:p>
+      <w:pPr>
+        <w:pStyle w:val="a4"/>
+        <w:numPr>
+          <w:ilvl w:val="0"/>
+          <w:numId w:val="26"/>
+        </w:numPr>
+        <w:spacing w:line="288" w:lineRule="auto"/>
+        <w:rPr>
+          <w:rFonts w:ascii="Arial" w:eastAsia="Times New Roman" w:hAnsi="Arial" w:cs="Arial"/>
+          <w:color w:val="000000"/>
+          <w:sz w:val="24"/>
+          <w:szCs w:val="24"/>
+          <w:lang w:eastAsia="ru-RU"/>
+        </w:rPr>
+      </w:pPr>
+      <w:r>
+        <w:rPr>
+          <w:rFonts w:ascii="Arial" w:eastAsia="Times New Roman" w:hAnsi="Arial" w:cs="Arial"/>
+          <w:color w:val="000000"/>
+          <w:sz w:val="24"/>
+          <w:szCs w:val="24"/>
+          <w:lang w:eastAsia="ru-RU"/>
+        </w:rPr>
+        <w:t>Уникальный идентификационный номер</w:t>
+      </w:r>
+    </w:p>
+    <w:p>
+      <w:pPr>
+        <w:pStyle w:val="a4"/>
+        <w:numPr>
+          <w:ilvl w:val="0"/>
+          <w:numId w:val="26"/>
+        </w:numPr>
+        <w:spacing w:line="288" w:lineRule="auto"/>
+        <w:rPr>
+          <w:rFonts w:ascii="Arial" w:eastAsia="Times New Roman" w:hAnsi="Arial" w:cs="Arial"/>
+          <w:color w:val="000000"/>
+          <w:sz w:val="24"/>
+          <w:szCs w:val="24"/>
+          <w:lang w:eastAsia="ru-RU"/>
+        </w:rPr>
+      </w:pPr>
+      <w:r>
+        <w:rPr>
+          <w:rFonts w:ascii="Arial" w:eastAsia="Times New Roman" w:hAnsi="Arial" w:cs="Arial"/>
+          <w:color w:val="000000"/>
+          <w:sz w:val="24"/>
+          <w:szCs w:val="24"/>
+          <w:lang w:eastAsia="ru-RU"/>
+        </w:rPr>
+        <w:t>Тип (для локомотива: паровоз, тепловоз, электровоз, газотурбовоз; для вагона: купейный, плацкартный, багажный, почтовый)</w:t>
+      </w:r>
+    </w:p>
+    <w:p>
+      <w:pPr>
+        <w:pStyle w:val="a4"/>
+        <w:numPr>
+          <w:ilvl w:val="0"/>
+          <w:numId w:val="26"/>
+        </w:numPr>
+        <w:spacing w:line="288" w:lineRule="auto"/>
+        <w:rPr>
+          <w:rFonts w:ascii="Arial" w:eastAsia="Times New Roman" w:hAnsi="Arial" w:cs="Arial"/>
+          <w:color w:val="000000"/>
+          <w:sz w:val="24"/>
+          <w:szCs w:val="24"/>
+          <w:lang w:eastAsia="ru-RU"/>
+        </w:rPr>
+      </w:pPr>
+      <w:r>
+        <w:rPr>
+          <w:rFonts w:ascii="Arial" w:eastAsia="Times New Roman" w:hAnsi="Arial" w:cs="Arial"/>
+          <w:color w:val="000000"/>
+          <w:sz w:val="24"/>
+          <w:szCs w:val="24"/>
+          <w:lang w:eastAsia="ru-RU"/>
+        </w:rPr>
+        <w:t>Модель</w:t>
+      </w:r>
+    </w:p>
+    <w:p>
+      <w:pPr>
+        <w:pStyle w:val="a4"/>
+        <w:numPr>
+          <w:ilvl w:val="0"/>
+          <w:numId w:val="26"/>
+        </w:numPr>
+        <w:spacing w:line="288" w:lineRule="auto"/>
+        <w:rPr>
+          <w:rFonts w:ascii="Arial" w:eastAsia="Times New Roman" w:hAnsi="Arial" w:cs="Arial"/>
+          <w:color w:val="000000"/>
+          <w:sz w:val="24"/>
+          <w:szCs w:val="24"/>
+          <w:lang w:eastAsia="ru-RU"/>
+        </w:rPr>
+      </w:pPr>
+      <w:r>
+        <w:rPr>
+          <w:rFonts w:ascii="Arial" w:eastAsia="Times New Roman" w:hAnsi="Arial" w:cs="Arial"/>
+          <w:color w:val="000000"/>
+          <w:sz w:val="24"/>
+          <w:szCs w:val="24"/>
+          <w:lang w:eastAsia="ru-RU"/>
+        </w:rPr>
+        <w:t>Дата производства</w:t>
       </w:r>
     </w:p>
     <w:p>
@@ -726,7 +820,8 @@
           <w:szCs w:val="24"/>
           <w:lang w:eastAsia="ru-RU"/>
         </w:rPr>
-        <w:t>Учёт подвижного состава</w:t>
+        <w:lastRenderedPageBreak/>
+        <w:t>История обслуживания</w:t>
       </w:r>
     </w:p>
     <w:p>
@@ -753,224 +848,7 @@
           <w:szCs w:val="24"/>
           <w:lang w:eastAsia="ru-RU"/>
         </w:rPr>
-        <w:t>Пользователь должен иметь возможность просматривать список локомотивов и вагонов.</w:t>
-      </w:r>
-    </w:p>
-    <w:p>
-      <w:pPr>
-        <w:pStyle w:val="a4"/>
-        <w:numPr>
-          <w:ilvl w:val="1"/>
-          <w:numId w:val="22"/>
-        </w:numPr>
-        <w:spacing w:line="288" w:lineRule="auto"/>
-        <w:rPr>
-          <w:rFonts w:ascii="Arial" w:eastAsia="Times New Roman" w:hAnsi="Arial" w:cs="Arial"/>
-          <w:color w:val="000000"/>
-          <w:sz w:val="24"/>
-          <w:szCs w:val="24"/>
-          <w:lang w:eastAsia="ru-RU"/>
-        </w:rPr>
-      </w:pPr>
-      <w:r>
-        <w:rPr>
-          <w:rFonts w:ascii="Arial" w:eastAsia="Times New Roman" w:hAnsi="Arial" w:cs="Arial"/>
-          <w:color w:val="000000"/>
-          <w:sz w:val="24"/>
-          <w:szCs w:val="24"/>
-          <w:lang w:eastAsia="ru-RU"/>
-        </w:rPr>
-        <w:t>Для каждой единицы подвижного состава должны храниться:</w:t>
-      </w:r>
-    </w:p>
-    <w:p>
-      <w:pPr>
-        <w:pStyle w:val="a4"/>
-        <w:numPr>
-          <w:ilvl w:val="0"/>
-          <w:numId w:val="26"/>
-        </w:numPr>
-        <w:spacing w:line="288" w:lineRule="auto"/>
-        <w:rPr>
-          <w:rFonts w:ascii="Arial" w:eastAsia="Times New Roman" w:hAnsi="Arial" w:cs="Arial"/>
-          <w:color w:val="000000"/>
-          <w:sz w:val="24"/>
-          <w:szCs w:val="24"/>
-          <w:lang w:eastAsia="ru-RU"/>
-        </w:rPr>
-      </w:pPr>
-      <w:r>
-        <w:rPr>
-          <w:rFonts w:ascii="Arial" w:eastAsia="Times New Roman" w:hAnsi="Arial" w:cs="Arial"/>
-          <w:color w:val="000000"/>
-          <w:sz w:val="24"/>
-          <w:szCs w:val="24"/>
-          <w:lang w:eastAsia="ru-RU"/>
-        </w:rPr>
-        <w:t>Уникальный идентификационный номер</w:t>
-      </w:r>
-    </w:p>
-    <w:p>
-      <w:pPr>
-        <w:pStyle w:val="a4"/>
-        <w:numPr>
-          <w:ilvl w:val="0"/>
-          <w:numId w:val="26"/>
-        </w:numPr>
-        <w:spacing w:line="288" w:lineRule="auto"/>
-        <w:rPr>
-          <w:rFonts w:ascii="Arial" w:eastAsia="Times New Roman" w:hAnsi="Arial" w:cs="Arial"/>
-          <w:color w:val="000000"/>
-          <w:sz w:val="24"/>
-          <w:szCs w:val="24"/>
-          <w:lang w:eastAsia="ru-RU"/>
-        </w:rPr>
-      </w:pPr>
-      <w:r>
-        <w:rPr>
-          <w:rFonts w:ascii="Arial" w:eastAsia="Times New Roman" w:hAnsi="Arial" w:cs="Arial"/>
-          <w:color w:val="000000"/>
-          <w:sz w:val="24"/>
-          <w:szCs w:val="24"/>
-          <w:lang w:eastAsia="ru-RU"/>
-        </w:rPr>
-        <w:t>Тип (для локомотива: паровоз, тепловоз, электровоз, газотурбовоз; для вагона: купейный, плацкартный, багажный, почтовый)</w:t>
-      </w:r>
-    </w:p>
-    <w:p>
-      <w:pPr>
-        <w:pStyle w:val="a4"/>
-        <w:numPr>
-          <w:ilvl w:val="0"/>
-          <w:numId w:val="26"/>
-        </w:numPr>
-        <w:spacing w:line="288" w:lineRule="auto"/>
-        <w:rPr>
-          <w:rFonts w:ascii="Arial" w:eastAsia="Times New Roman" w:hAnsi="Arial" w:cs="Arial"/>
-          <w:color w:val="000000"/>
-          <w:sz w:val="24"/>
-          <w:szCs w:val="24"/>
-          <w:lang w:eastAsia="ru-RU"/>
-        </w:rPr>
-      </w:pPr>
-      <w:r>
-        <w:rPr>
-          <w:rFonts w:ascii="Arial" w:eastAsia="Times New Roman" w:hAnsi="Arial" w:cs="Arial"/>
-          <w:color w:val="000000"/>
-          <w:sz w:val="24"/>
-          <w:szCs w:val="24"/>
-          <w:lang w:eastAsia="ru-RU"/>
-        </w:rPr>
-        <w:t>Модель</w:t>
-      </w:r>
-    </w:p>
-    <w:p>
-      <w:pPr>
-        <w:pStyle w:val="a4"/>
-        <w:numPr>
-          <w:ilvl w:val="0"/>
-          <w:numId w:val="26"/>
-        </w:numPr>
-        <w:spacing w:line="288" w:lineRule="auto"/>
-        <w:rPr>
-          <w:rFonts w:ascii="Arial" w:eastAsia="Times New Roman" w:hAnsi="Arial" w:cs="Arial"/>
-          <w:color w:val="000000"/>
-          <w:sz w:val="24"/>
-          <w:szCs w:val="24"/>
-          <w:lang w:eastAsia="ru-RU"/>
-        </w:rPr>
-      </w:pPr>
-      <w:r>
-        <w:rPr>
-          <w:rFonts w:ascii="Arial" w:eastAsia="Times New Roman" w:hAnsi="Arial" w:cs="Arial"/>
-          <w:color w:val="000000"/>
-          <w:sz w:val="24"/>
-          <w:szCs w:val="24"/>
-          <w:lang w:eastAsia="ru-RU"/>
-        </w:rPr>
-        <w:lastRenderedPageBreak/>
-        <w:t>Дата производства</w:t>
-      </w:r>
-    </w:p>
-    <w:p>
-      <w:pPr>
-        <w:pStyle w:val="a4"/>
-        <w:numPr>
-          <w:ilvl w:val="0"/>
-          <w:numId w:val="26"/>
-        </w:numPr>
-        <w:spacing w:line="288" w:lineRule="auto"/>
-        <w:rPr>
-          <w:rFonts w:ascii="Arial" w:eastAsia="Times New Roman" w:hAnsi="Arial" w:cs="Arial"/>
-          <w:color w:val="000000"/>
-          <w:sz w:val="24"/>
-          <w:szCs w:val="24"/>
-          <w:lang w:eastAsia="ru-RU"/>
-        </w:rPr>
-      </w:pPr>
-      <w:r>
-        <w:rPr>
-          <w:rFonts w:ascii="Arial" w:eastAsia="Times New Roman" w:hAnsi="Arial" w:cs="Arial"/>
-          <w:color w:val="000000"/>
-          <w:sz w:val="24"/>
-          <w:szCs w:val="24"/>
-          <w:lang w:eastAsia="ru-RU"/>
-        </w:rPr>
-        <w:t>Текущая привязка к бригаде</w:t>
-      </w:r>
-    </w:p>
-    <w:p>
-      <w:pPr>
-        <w:pStyle w:val="a4"/>
-        <w:numPr>
-          <w:ilvl w:val="0"/>
-          <w:numId w:val="22"/>
-        </w:numPr>
-        <w:spacing w:line="288" w:lineRule="auto"/>
-        <w:rPr>
-          <w:rFonts w:ascii="Arial" w:eastAsia="Times New Roman" w:hAnsi="Arial" w:cs="Arial"/>
-          <w:color w:val="000000"/>
-          <w:sz w:val="24"/>
-          <w:szCs w:val="24"/>
-          <w:lang w:eastAsia="ru-RU"/>
-        </w:rPr>
-      </w:pPr>
-      <w:r>
-        <w:rPr>
-          <w:rFonts w:ascii="Arial" w:eastAsia="Times New Roman" w:hAnsi="Arial" w:cs="Arial"/>
-          <w:color w:val="000000"/>
-          <w:sz w:val="24"/>
-          <w:szCs w:val="24"/>
-          <w:lang w:eastAsia="ru-RU"/>
-        </w:rPr>
-        <w:t>История обслуживания</w:t>
-      </w:r>
-    </w:p>
-    <w:p>
-      <w:pPr>
-        <w:pStyle w:val="a4"/>
-        <w:numPr>
-          <w:ilvl w:val="1"/>
-          <w:numId w:val="22"/>
-        </w:numPr>
-        <w:spacing w:line="288" w:lineRule="auto"/>
-        <w:rPr>
-          <w:rFonts w:ascii="Arial" w:eastAsia="Times New Roman" w:hAnsi="Arial" w:cs="Arial"/>
-          <w:color w:val="000000"/>
-          <w:sz w:val="24"/>
-          <w:szCs w:val="24"/>
-          <w:lang w:eastAsia="ru-RU"/>
-        </w:rPr>
-      </w:pPr>
-      <w:r>
-        <w:rPr>
-          <w:rFonts w:ascii="Arial" w:eastAsia="Times New Roman" w:hAnsi="Arial" w:cs="Arial"/>
-          <w:color w:val="000000"/>
-          <w:sz w:val="24"/>
-          <w:szCs w:val="24"/>
-          <w:lang w:eastAsia="ru-RU"/>
-        </w:rPr>
-        <w:t>Сотрудники должны иметь возможность вносить записи о техническом обслуживании для закреплённых за ними локомотивов и вагонов.</w:t>
+        <w:t>Сотрудники должны иметь возможность вносить записи о техническом обслуживании для локомотивов и вагонов.</w:t>
       </w:r>
     </w:p>
     <w:p>
@@ -1649,29 +1527,7 @@
           <w:szCs w:val="24"/>
           <w:lang w:eastAsia="ru-RU"/>
         </w:rPr>
-        <w:t xml:space="preserve">Интуитивно понятные формы ввода с валидацией всех полей (например, проверка формата </w:t>
-      </w:r>
-      <w:proofErr w:type="spellStart"/>
-      <w:r>
-        <w:rPr>
-          <w:rFonts w:ascii="Arial" w:eastAsia="Times New Roman" w:hAnsi="Arial" w:cs="Arial"/>
-          <w:color w:val="000000"/>
-          <w:sz w:val="24"/>
-          <w:szCs w:val="24"/>
-          <w:lang w:eastAsia="ru-RU"/>
-        </w:rPr>
-        <w:t>email</w:t>
-      </w:r>
-      <w:proofErr w:type="spellEnd"/>
-      <w:r>
-        <w:rPr>
-          <w:rFonts w:ascii="Arial" w:eastAsia="Times New Roman" w:hAnsi="Arial" w:cs="Arial"/>
-          <w:color w:val="000000"/>
-          <w:sz w:val="24"/>
-          <w:szCs w:val="24"/>
-          <w:lang w:eastAsia="ru-RU"/>
-        </w:rPr>
-        <w:t xml:space="preserve"> и телефона).</w:t>
+        <w:t>Интуитивно понятные формы ввода с валидацией всех полей (например, проверка формата email и телефона).</w:t>
       </w:r>
     </w:p>
     <w:sectPr>
@@ -5551,6 +5407,7 @@
   <w:style w:type="character" w:default="1" w:styleId="a0">
     <w:name w:val="Default Paragraph Font"/>
     <w:uiPriority w:val="1"/>
+    <w:semiHidden/>
     <w:unhideWhenUsed/>
   </w:style>
   <w:style w:type="table" w:default="1" w:styleId="a1">
